--- a/data/templates/Request_for_Transcripts.docx
+++ b/data/templates/Request_for_Transcripts.docx
@@ -260,7 +260,7 @@
           <w:sz w:val="26"/>
           <w:szCs w:val="26"/>
         </w:rPr>
-        <w:t>of Missouri v. Daeshawn Brandon</w:t>
+        <w:t>of Missouri v. {{defendant_name}}</w:t>
       </w:r>
     </w:p>
     <w:p>
